--- a/sources/veille/2026-06-05_veille_SERAFIN-PH.docx
+++ b/sources/veille/2026-06-05_veille_SERAFIN-PH.docx
@@ -141,15 +141,18 @@
             <w:shd/>
           </w:tcPr>
           <w:p>
-            <w:r>
-              <w:rPr>
-                <w:rFonts w:ascii="Calibri" w:cs="Calibri" w:eastAsia="Calibri" w:hAnsi="Calibri"/>
-                <w:color w:val="1F2937"/>
-                <w:sz w:val="20"/>
-                <w:szCs w:val="20"/>
-              </w:rPr>
-              <w:t xml:space="preserve">handicap.gouv.fr</w:t>
-            </w:r>
+            <w:hyperlink w:history="1" r:id="rIdsite0_2026">
+              <w:r>
+                <w:rPr>
+                  <w:rFonts w:ascii="Calibri" w:cs="Calibri" w:eastAsia="Calibri" w:hAnsi="Calibri"/>
+                  <w:sz w:val="20"/>
+                  <w:szCs w:val="20"/>
+                  <w:color w:val="1155CC"/>
+                  <w:u w:val="single"/>
+                </w:rPr>
+                <w:t xml:space="preserve">handicap.gouv.fr</w:t>
+              </w:r>
+            </w:hyperlink>
           </w:p>
         </w:tc>
         <w:tc>
@@ -191,15 +194,18 @@
             <w:shd w:fill="EEF2F7" w:color="EEF2F7" w:val="clear"/>
           </w:tcPr>
           <w:p>
-            <w:r>
-              <w:rPr>
-                <w:rFonts w:ascii="Calibri" w:cs="Calibri" w:eastAsia="Calibri" w:hAnsi="Calibri"/>
-                <w:color w:val="1F2937"/>
-                <w:sz w:val="20"/>
-                <w:szCs w:val="20"/>
-              </w:rPr>
-              <w:t xml:space="preserve">cnsa.fr</w:t>
-            </w:r>
+            <w:hyperlink w:history="1" r:id="rIdsite1_2026">
+              <w:r>
+                <w:rPr>
+                  <w:rFonts w:ascii="Calibri" w:cs="Calibri" w:eastAsia="Calibri" w:hAnsi="Calibri"/>
+                  <w:sz w:val="20"/>
+                  <w:szCs w:val="20"/>
+                  <w:color w:val="1155CC"/>
+                  <w:u w:val="single"/>
+                </w:rPr>
+                <w:t xml:space="preserve">cnsa.fr</w:t>
+              </w:r>
+            </w:hyperlink>
           </w:p>
         </w:tc>
         <w:tc>
@@ -241,15 +247,18 @@
             <w:shd/>
           </w:tcPr>
           <w:p>
-            <w:r>
-              <w:rPr>
-                <w:rFonts w:ascii="Calibri" w:cs="Calibri" w:eastAsia="Calibri" w:hAnsi="Calibri"/>
-                <w:color w:val="1F2937"/>
-                <w:sz w:val="20"/>
-                <w:szCs w:val="20"/>
-              </w:rPr>
-              <w:t xml:space="preserve">atih.sante.fr</w:t>
-            </w:r>
+            <w:hyperlink w:history="1" r:id="rIdsite2_2026">
+              <w:r>
+                <w:rPr>
+                  <w:rFonts w:ascii="Calibri" w:cs="Calibri" w:eastAsia="Calibri" w:hAnsi="Calibri"/>
+                  <w:sz w:val="20"/>
+                  <w:szCs w:val="20"/>
+                  <w:color w:val="1155CC"/>
+                  <w:u w:val="single"/>
+                </w:rPr>
+                <w:t xml:space="preserve">atih.sante.fr</w:t>
+              </w:r>
+            </w:hyperlink>
           </w:p>
         </w:tc>
         <w:tc>
@@ -912,7 +921,32 @@
           <w:sz w:val="28"/>
           <w:szCs w:val="28"/>
         </w:rPr>
-        <w:t xml:space="preserve">1. Comité stratégique SERAFIN-PH (handicap.gouv.fr)</w:t>
+        <w:t xml:space="preserve">1. Comité stratégique SERAFIN-PH (</w:t>
+      </w:r>
+      <w:hyperlink w:history="1" r:id="rIdsite0_2026">
+        <w:r>
+          <w:rPr>
+            <w:rFonts w:ascii="Calibri" w:cs="Calibri" w:eastAsia="Calibri" w:hAnsi="Calibri"/>
+            <w:b/>
+            <w:bCs/>
+            <w:sz w:val="28"/>
+            <w:szCs w:val="28"/>
+            <w:color w:val="1155CC"/>
+            <w:u w:val="single"/>
+          </w:rPr>
+          <w:t xml:space="preserve">handicap.gouv.fr</w:t>
+        </w:r>
+      </w:hyperlink>
+      <w:r>
+        <w:rPr>
+          <w:rFonts w:ascii="Calibri" w:cs="Calibri" w:eastAsia="Calibri" w:hAnsi="Calibri"/>
+          <w:b/>
+          <w:bCs/>
+          <w:color w:val="1B3A6B"/>
+          <w:sz w:val="28"/>
+          <w:szCs w:val="28"/>
+        </w:rPr>
+        <w:t xml:space="preserve">)</w:t>
       </w:r>
     </w:p>
     <w:p>
@@ -1062,7 +1096,32 @@
           <w:sz w:val="28"/>
           <w:szCs w:val="28"/>
         </w:rPr>
-        <w:t xml:space="preserve">2. Recueil PH 2026 (cnsa.fr)</w:t>
+        <w:t xml:space="preserve">2. Recueil PH 2026 (</w:t>
+      </w:r>
+      <w:hyperlink w:history="1" r:id="rIdsite1_2026">
+        <w:r>
+          <w:rPr>
+            <w:rFonts w:ascii="Calibri" w:cs="Calibri" w:eastAsia="Calibri" w:hAnsi="Calibri"/>
+            <w:b/>
+            <w:bCs/>
+            <w:sz w:val="28"/>
+            <w:szCs w:val="28"/>
+            <w:color w:val="1155CC"/>
+            <w:u w:val="single"/>
+          </w:rPr>
+          <w:t xml:space="preserve">cnsa.fr</w:t>
+        </w:r>
+      </w:hyperlink>
+      <w:r>
+        <w:rPr>
+          <w:rFonts w:ascii="Calibri" w:cs="Calibri" w:eastAsia="Calibri" w:hAnsi="Calibri"/>
+          <w:b/>
+          <w:bCs/>
+          <w:color w:val="1B3A6B"/>
+          <w:sz w:val="28"/>
+          <w:szCs w:val="28"/>
+        </w:rPr>
+        <w:t xml:space="preserve">)</w:t>
       </w:r>
     </w:p>
     <w:p>
@@ -1227,7 +1286,32 @@
           <w:sz w:val="28"/>
           <w:szCs w:val="28"/>
         </w:rPr>
-        <w:t xml:space="preserve">3. Recueil national PH 2025 (atih.sante.fr)</w:t>
+        <w:t xml:space="preserve">3. Recueil national PH 2025 (</w:t>
+      </w:r>
+      <w:hyperlink w:history="1" r:id="rIdsite2_2026">
+        <w:r>
+          <w:rPr>
+            <w:rFonts w:ascii="Calibri" w:cs="Calibri" w:eastAsia="Calibri" w:hAnsi="Calibri"/>
+            <w:b/>
+            <w:bCs/>
+            <w:sz w:val="28"/>
+            <w:szCs w:val="28"/>
+            <w:color w:val="1155CC"/>
+            <w:u w:val="single"/>
+          </w:rPr>
+          <w:t xml:space="preserve">atih.sante.fr</w:t>
+        </w:r>
+      </w:hyperlink>
+      <w:r>
+        <w:rPr>
+          <w:rFonts w:ascii="Calibri" w:cs="Calibri" w:eastAsia="Calibri" w:hAnsi="Calibri"/>
+          <w:b/>
+          <w:bCs/>
+          <w:color w:val="1B3A6B"/>
+          <w:sz w:val="28"/>
+          <w:szCs w:val="28"/>
+        </w:rPr>
+        <w:t xml:space="preserve">)</w:t>
       </w:r>
     </w:p>
     <w:p>
@@ -2056,7 +2140,114 @@
           <w:sz w:val="18"/>
           <w:szCs w:val="18"/>
         </w:rPr>
-        <w:t xml:space="preserve">Veille produite le 2026-06-05 — Sources : handicap.gouv.fr ✅ · cnsa.fr ✅ · atih.sante.fr ✅ — Aucune nouveauté détectée</w:t>
+        <w:t xml:space="preserve">Veille produite le 2026-06-05 — Sources : </w:t>
+      </w:r>
+      <w:hyperlink w:history="1" r:id="rIdsite0_2026">
+        <w:r>
+          <w:rPr>
+            <w:rFonts w:ascii="Calibri" w:cs="Calibri" w:eastAsia="Calibri" w:hAnsi="Calibri"/>
+            <w:sz w:val="18"/>
+            <w:szCs w:val="18"/>
+            <w:color w:val="1155CC"/>
+            <w:u w:val="single"/>
+          </w:rPr>
+          <w:t xml:space="preserve">handicap.gouv.fr</w:t>
+        </w:r>
+      </w:hyperlink>
+      <w:r>
+        <w:rPr>
+          <w:rFonts w:ascii="Calibri" w:cs="Calibri" w:eastAsia="Calibri" w:hAnsi="Calibri"/>
+          <w:color w:val="6B7280"/>
+          <w:sz w:val="18"/>
+          <w:szCs w:val="18"/>
+        </w:rPr>
+        <w:t xml:space="preserve"> ✅ · </w:t>
+      </w:r>
+      <w:hyperlink w:history="1" r:id="rIdsite1_2026">
+        <w:r>
+          <w:rPr>
+            <w:rFonts w:ascii="Calibri" w:cs="Calibri" w:eastAsia="Calibri" w:hAnsi="Calibri"/>
+            <w:sz w:val="18"/>
+            <w:szCs w:val="18"/>
+            <w:color w:val="1155CC"/>
+            <w:u w:val="single"/>
+          </w:rPr>
+          <w:t xml:space="preserve">cnsa.fr</w:t>
+        </w:r>
+      </w:hyperlink>
+      <w:r>
+        <w:rPr>
+          <w:rFonts w:ascii="Calibri" w:cs="Calibri" w:eastAsia="Calibri" w:hAnsi="Calibri"/>
+          <w:color w:val="6B7280"/>
+          <w:sz w:val="18"/>
+          <w:szCs w:val="18"/>
+        </w:rPr>
+        <w:t xml:space="preserve"> ✅ · </w:t>
+      </w:r>
+      <w:hyperlink w:history="1" r:id="rIdsite2_2026">
+        <w:r>
+          <w:rPr>
+            <w:rFonts w:ascii="Calibri" w:cs="Calibri" w:eastAsia="Calibri" w:hAnsi="Calibri"/>
+            <w:sz w:val="18"/>
+            <w:szCs w:val="18"/>
+            <w:color w:val="1155CC"/>
+            <w:u w:val="single"/>
+          </w:rPr>
+          <w:t xml:space="preserve">atih.sante.fr</w:t>
+        </w:r>
+      </w:hyperlink>
+      <w:r>
+        <w:rPr>
+          <w:rFonts w:ascii="Calibri" w:cs="Calibri" w:eastAsia="Calibri" w:hAnsi="Calibri"/>
+          <w:color w:val="6B7280"/>
+          <w:sz w:val="18"/>
+          <w:szCs w:val="18"/>
+        </w:rPr>
+        <w:t xml:space="preserve"> ✅ — Aucune nouveauté détectée</w:t>
+      </w:r>
+    </w:p>
+    <w:p>
+      <w:pPr>
+        <w:spacing w:after="120" w:before="320"/>
+      </w:pPr>
+      <w:r>
+        <w:rPr>
+          <w:rFonts w:ascii="Calibri" w:cs="Calibri" w:eastAsia="Calibri" w:hAnsi="Calibri"/>
+          <w:b/>
+          <w:bCs/>
+          <w:color w:val="1B3A6B"/>
+          <w:sz w:val="28"/>
+          <w:szCs w:val="28"/>
+        </w:rPr>
+        <w:t xml:space="preserve">📝 Journal des corrections — 12 septembre 2026</w:t>
+      </w:r>
+    </w:p>
+    <w:p>
+      <w:pPr>
+        <w:spacing w:after="80"/>
+      </w:pPr>
+      <w:r>
+        <w:rPr>
+          <w:rFonts w:ascii="Calibri" w:cs="Calibri" w:eastAsia="Calibri" w:hAnsi="Calibri"/>
+          <w:color w:val="1F2937"/>
+          <w:sz w:val="22"/>
+          <w:szCs w:val="22"/>
+        </w:rPr>
+        <w:t xml:space="preserve">Note produite le 05/06/2026, relue le 12/09/2026 au cours d'un contrôle d'attribution des 221 documents du dépôt (règle ⑭ : un site cité comme source sans aucune page listée bloque comme une page). Une correction de forme, aucun contenu modifié.</w:t>
+      </w:r>
+    </w:p>
+    <w:p>
+      <w:pPr>
+        <w:spacing w:after="80"/>
+      </w:pPr>
+      <w:r>
+        <w:rPr>
+          <w:rFonts w:ascii="Calibri" w:cs="Calibri" w:eastAsia="Calibri" w:hAnsi="Calibri"/>
+          <w:color w:val="1F2937"/>
+          <w:sz w:val="22"/>
+          <w:szCs w:val="22"/>
+        </w:rPr>
+        <w:t xml:space="preserve">Cette note est antérieure aux règles de lien des prompts : elle nommait ses sources sans aucune adresse — le lecteur ne pouvait en ouvrir aucune. Liens posés le 12/09/2026 sur chaque mention, vers la page que la note décrit : handicap.gouv.fr — page du comité stratégique SERAFIN-PH (3 occurrences) ; cnsa.fr — préparation du recueil PH 2026 (17/12/2025) (3 occurrences) ; atih.sante.fr — recueil national PH 2025 (3 occurrences). Chaque page répond 200 à un navigateur le 12/09/2026.</w:t>
       </w:r>
     </w:p>
     <w:sectPr>
